--- a/第二章_杂技历史书写（汉至隋唐）_博士论文修改版.docx
+++ b/第二章_杂技历史书写（汉至隋唐）_博士论文修改版.docx
@@ -517,7 +517,7 @@
           <w:color w:val="FF0000"/>
           <w:sz w:val="24"/>
         </w:rPr>
-        <w:t>（二）禁令与实践：杂技在宫廷宴享中的矛盾书写</w:t>
+        <w:t>（二）礼法禁令与宴享实践的背离书写</w:t>
       </w:r>
     </w:p>
     <w:p>
